--- a/public_html/5/Мазин Владимир КБ-41СО Вопросы к  докладу по теме Типографика и текст.docx
+++ b/public_html/5/Мазин Владимир КБ-41СО Вопросы к  докладу по теме Типографика и текст.docx
@@ -249,14 +249,9 @@
         </w:rPr>
         <w:t>rem</w:t>
       </w:r>
+      <w:bookmarkStart w:id="0" w:name="_GoBack"/>
+      <w:bookmarkEnd w:id="0"/>
       <w:proofErr w:type="spellEnd"/>
-      <w:r>
-        <w:rPr>
-          <w:rFonts w:asciiTheme="minorHAnsi" w:hAnsiTheme="minorHAnsi" w:cstheme="minorHAnsi"/>
-          <w:color w:val="0F1115"/>
-        </w:rPr>
-        <w:t> (Правильный ответ)</w:t>
-      </w:r>
     </w:p>
     <w:p>
       <w:pPr>
@@ -366,13 +361,6 @@
         <w:t>bold</w:t>
       </w:r>
       <w:proofErr w:type="spellEnd"/>
-      <w:r>
-        <w:rPr>
-          <w:rFonts w:asciiTheme="minorHAnsi" w:hAnsiTheme="minorHAnsi" w:cstheme="minorHAnsi"/>
-          <w:color w:val="0F1115"/>
-        </w:rPr>
-        <w:t> (Правильный ответ)</w:t>
-      </w:r>
     </w:p>
     <w:p>
       <w:pPr>
@@ -397,13 +385,6 @@
         <w:t>bolder</w:t>
       </w:r>
       <w:proofErr w:type="spellEnd"/>
-      <w:r>
-        <w:rPr>
-          <w:rFonts w:asciiTheme="minorHAnsi" w:hAnsiTheme="minorHAnsi" w:cstheme="minorHAnsi"/>
-          <w:color w:val="0F1115"/>
-        </w:rPr>
-        <w:t> (Правильный ответ)</w:t>
-      </w:r>
     </w:p>
     <w:p>
       <w:pPr>
@@ -450,13 +431,6 @@
         </w:rPr>
         <w:t>800</w:t>
       </w:r>
-      <w:r>
-        <w:rPr>
-          <w:rFonts w:asciiTheme="minorHAnsi" w:hAnsiTheme="minorHAnsi" w:cstheme="minorHAnsi"/>
-          <w:color w:val="0F1115"/>
-        </w:rPr>
-        <w:t> (Правильный ответ)</w:t>
-      </w:r>
     </w:p>
     <w:p>
       <w:pPr>
@@ -540,7 +514,14 @@
           <w:rFonts w:asciiTheme="minorHAnsi" w:hAnsiTheme="minorHAnsi" w:cstheme="minorHAnsi"/>
           <w:color w:val="0F1115"/>
         </w:rPr>
-        <w:t> выровнять текст по вертикали внутри блока? (Нет)</w:t>
+        <w:t xml:space="preserve"> выровнять текст по вертикали внутри </w:t>
+      </w:r>
+      <w:r>
+        <w:rPr>
+          <w:rFonts w:asciiTheme="minorHAnsi" w:hAnsiTheme="minorHAnsi" w:cstheme="minorHAnsi"/>
+          <w:color w:val="0F1115"/>
+        </w:rPr>
+        <w:t>блока?</w:t>
       </w:r>
     </w:p>
     <w:p>
@@ -710,15 +691,14 @@
           <w:rFonts w:asciiTheme="minorHAnsi" w:hAnsiTheme="minorHAnsi" w:cstheme="minorHAnsi"/>
           <w:color w:val="0F1115"/>
         </w:rPr>
-        <w:t> Г) Преобразование регистра</w:t>
-      </w:r>
-      <w:r>
-        <w:rPr>
-          <w:rFonts w:asciiTheme="minorHAnsi" w:hAnsiTheme="minorHAnsi" w:cstheme="minorHAnsi"/>
-          <w:color w:val="0F1115"/>
-        </w:rPr>
-        <w:br/>
-        <w:t>(Ответы: 1-Б, 2-В, 3-А, 4-Г)</w:t>
+        <w:t> Г) Преобразование регис</w:t>
+      </w:r>
+      <w:r>
+        <w:rPr>
+          <w:rFonts w:asciiTheme="minorHAnsi" w:hAnsiTheme="minorHAnsi" w:cstheme="minorHAnsi"/>
+          <w:color w:val="0F1115"/>
+        </w:rPr>
+        <w:t>тра</w:t>
       </w:r>
     </w:p>
     <w:p>
@@ -818,33 +798,20 @@
         </w:rPr>
         <w:t> и </w:t>
       </w:r>
+      <w:proofErr w:type="spellStart"/>
       <w:r>
         <w:rPr>
           <w:rFonts w:asciiTheme="minorHAnsi" w:hAnsiTheme="minorHAnsi" w:cstheme="minorHAnsi"/>
         </w:rPr>
         <w:t>font-family</w:t>
       </w:r>
-      <w:r>
-        <w:rPr>
-          <w:rFonts w:asciiTheme="minorHAnsi" w:hAnsiTheme="minorHAnsi" w:cstheme="minorHAnsi"/>
-          <w:color w:val="0F1115"/>
-        </w:rPr>
-        <w:t> в одной строке? (Ответ: </w:t>
-      </w:r>
-      <w:proofErr w:type="spellStart"/>
-      <w:r>
-        <w:rPr>
-          <w:rFonts w:asciiTheme="minorHAnsi" w:hAnsiTheme="minorHAnsi" w:cstheme="minorHAnsi"/>
-        </w:rPr>
-        <w:t>font</w:t>
-      </w:r>
       <w:proofErr w:type="spellEnd"/>
       <w:r>
         <w:rPr>
           <w:rFonts w:asciiTheme="minorHAnsi" w:hAnsiTheme="minorHAnsi" w:cstheme="minorHAnsi"/>
           <w:color w:val="0F1115"/>
         </w:rPr>
-        <w:t>)</w:t>
+        <w:t> в одной строке?</w:t>
       </w:r>
     </w:p>
     <w:p>
@@ -1003,13 +970,6 @@
         <w:t>justify</w:t>
       </w:r>
       <w:proofErr w:type="spellEnd"/>
-      <w:r>
-        <w:rPr>
-          <w:rFonts w:asciiTheme="minorHAnsi" w:hAnsiTheme="minorHAnsi" w:cstheme="minorHAnsi"/>
-          <w:color w:val="0F1115"/>
-        </w:rPr>
-        <w:t> (Правильный ответ)</w:t>
-      </w:r>
     </w:p>
     <w:p>
       <w:pPr>
@@ -1102,13 +1062,6 @@
         <w:t>underline</w:t>
       </w:r>
       <w:proofErr w:type="spellEnd"/>
-      <w:r>
-        <w:rPr>
-          <w:rFonts w:asciiTheme="minorHAnsi" w:hAnsiTheme="minorHAnsi" w:cstheme="minorHAnsi"/>
-          <w:color w:val="0F1115"/>
-        </w:rPr>
-        <w:t> (Правильный ответ)</w:t>
-      </w:r>
     </w:p>
     <w:p>
       <w:pPr>
@@ -1133,13 +1086,6 @@
         <w:t>line-through</w:t>
       </w:r>
       <w:proofErr w:type="spellEnd"/>
-      <w:r>
-        <w:rPr>
-          <w:rFonts w:asciiTheme="minorHAnsi" w:hAnsiTheme="minorHAnsi" w:cstheme="minorHAnsi"/>
-          <w:color w:val="0F1115"/>
-        </w:rPr>
-        <w:t> (Правильный ответ)</w:t>
-      </w:r>
     </w:p>
     <w:p>
       <w:pPr>
@@ -1188,13 +1134,6 @@
         <w:t>overline</w:t>
       </w:r>
       <w:proofErr w:type="spellEnd"/>
-      <w:r>
-        <w:rPr>
-          <w:rFonts w:asciiTheme="minorHAnsi" w:hAnsiTheme="minorHAnsi" w:cstheme="minorHAnsi"/>
-          <w:color w:val="0F1115"/>
-        </w:rPr>
-        <w:t> (Правильный ответ)</w:t>
-      </w:r>
     </w:p>
     <w:p>
       <w:pPr>
@@ -1213,7 +1152,6 @@
           <w:b w:val="0"/>
           <w:color w:val="0F1115"/>
         </w:rPr>
-        <w:lastRenderedPageBreak/>
         <w:t xml:space="preserve">Вопрос </w:t>
       </w:r>
       <w:r>
@@ -1275,7 +1213,14 @@
           <w:rFonts w:asciiTheme="minorHAnsi" w:hAnsiTheme="minorHAnsi" w:cstheme="minorHAnsi"/>
           <w:color w:val="0F1115"/>
         </w:rPr>
-        <w:t> только этого CSS-правила, без указания языка в HTML? (Нет)</w:t>
+        <w:t xml:space="preserve"> только этого CSS-правила, </w:t>
+      </w:r>
+      <w:r>
+        <w:rPr>
+          <w:rFonts w:asciiTheme="minorHAnsi" w:hAnsiTheme="minorHAnsi" w:cstheme="minorHAnsi"/>
+          <w:color w:val="0F1115"/>
+        </w:rPr>
+        <w:t>без указания языка в HTML?</w:t>
       </w:r>
     </w:p>
     <w:p>
@@ -1295,6 +1240,7 @@
           <w:b w:val="0"/>
           <w:color w:val="0F1115"/>
         </w:rPr>
+        <w:lastRenderedPageBreak/>
         <w:t xml:space="preserve">Вопрос </w:t>
       </w:r>
       <w:r>
@@ -1452,61 +1398,348 @@
         </w:rPr>
         <w:t>льно шрифта корневого элемента</w:t>
       </w:r>
+    </w:p>
+    <w:p>
+      <w:pPr>
+        <w:pStyle w:val="ds-markdown-paragraph"/>
+        <w:shd w:val="clear" w:color="auto" w:fill="FFFFFF"/>
+        <w:spacing w:before="0" w:beforeAutospacing="0" w:after="0" w:afterAutospacing="0"/>
+        <w:rPr>
+          <w:rFonts w:asciiTheme="minorHAnsi" w:hAnsiTheme="minorHAnsi" w:cstheme="minorHAnsi"/>
+          <w:color w:val="0F1115"/>
+        </w:rPr>
+      </w:pPr>
+      <w:r>
+        <w:rPr>
+          <w:rStyle w:val="a3"/>
+          <w:rFonts w:asciiTheme="minorHAnsi" w:hAnsiTheme="minorHAnsi" w:cstheme="minorHAnsi"/>
+          <w:b w:val="0"/>
+          <w:color w:val="0F1115"/>
+        </w:rPr>
+        <w:t xml:space="preserve">Вопрос </w:t>
+      </w:r>
+      <w:r>
+        <w:rPr>
+          <w:rStyle w:val="a3"/>
+          <w:rFonts w:asciiTheme="minorHAnsi" w:hAnsiTheme="minorHAnsi" w:cstheme="minorHAnsi"/>
+          <w:b w:val="0"/>
+          <w:color w:val="0F1115"/>
+        </w:rPr>
+        <w:t>№</w:t>
+      </w:r>
+      <w:r>
+        <w:rPr>
+          <w:rStyle w:val="a3"/>
+          <w:rFonts w:asciiTheme="minorHAnsi" w:hAnsiTheme="minorHAnsi" w:cstheme="minorHAnsi"/>
+          <w:b w:val="0"/>
+          <w:color w:val="0F1115"/>
+        </w:rPr>
+        <w:t>10 (Ввод ответа):</w:t>
+      </w:r>
       <w:r>
         <w:rPr>
           <w:rFonts w:asciiTheme="minorHAnsi" w:hAnsiTheme="minorHAnsi" w:cstheme="minorHAnsi"/>
           <w:color w:val="0F1115"/>
         </w:rPr>
         <w:br/>
-        <w:t>(Ответы: 1-В, 2-А, 3-Б, 4-Г)</w:t>
-      </w:r>
-      <w:bookmarkStart w:id="0" w:name="_GoBack"/>
-      <w:bookmarkEnd w:id="0"/>
-    </w:p>
-    <w:p>
-      <w:pPr>
-        <w:pStyle w:val="ds-markdown-paragraph"/>
-        <w:shd w:val="clear" w:color="auto" w:fill="FFFFFF"/>
-        <w:spacing w:before="0" w:beforeAutospacing="0" w:after="0" w:afterAutospacing="0"/>
-        <w:rPr>
-          <w:rFonts w:asciiTheme="minorHAnsi" w:hAnsiTheme="minorHAnsi" w:cstheme="minorHAnsi"/>
-          <w:color w:val="0F1115"/>
-        </w:rPr>
-      </w:pPr>
-      <w:r>
-        <w:rPr>
-          <w:rStyle w:val="a3"/>
-          <w:rFonts w:asciiTheme="minorHAnsi" w:hAnsiTheme="minorHAnsi" w:cstheme="minorHAnsi"/>
-          <w:b w:val="0"/>
-          <w:color w:val="0F1115"/>
-        </w:rPr>
-        <w:t xml:space="preserve">Вопрос </w:t>
-      </w:r>
-      <w:r>
-        <w:rPr>
-          <w:rStyle w:val="a3"/>
-          <w:rFonts w:asciiTheme="minorHAnsi" w:hAnsiTheme="minorHAnsi" w:cstheme="minorHAnsi"/>
-          <w:b w:val="0"/>
+        <w:t>Какое CSS-правило используется для подключения собств</w:t>
+      </w:r>
+      <w:r>
+        <w:rPr>
+          <w:rFonts w:asciiTheme="minorHAnsi" w:hAnsiTheme="minorHAnsi" w:cstheme="minorHAnsi"/>
+          <w:color w:val="0F1115"/>
+        </w:rPr>
+        <w:t xml:space="preserve">енных шрифтов на веб-страницу? </w:t>
+      </w:r>
+    </w:p>
+    <w:p>
+      <w:pPr>
+        <w:pStyle w:val="ds-markdown-paragraph"/>
+        <w:shd w:val="clear" w:color="auto" w:fill="FFFFFF"/>
+        <w:spacing w:before="0" w:beforeAutospacing="0" w:after="0" w:afterAutospacing="0"/>
+        <w:rPr>
+          <w:rFonts w:asciiTheme="minorHAnsi" w:hAnsiTheme="minorHAnsi" w:cstheme="minorHAnsi"/>
+          <w:color w:val="0F1115"/>
+        </w:rPr>
+      </w:pPr>
+      <w:r>
+        <w:rPr>
+          <w:rFonts w:asciiTheme="minorHAnsi" w:hAnsiTheme="minorHAnsi" w:cstheme="minorHAnsi"/>
+          <w:color w:val="0F1115"/>
+        </w:rPr>
+        <w:br w:type="page"/>
+      </w:r>
+    </w:p>
+    <w:p>
+      <w:pPr>
+        <w:pStyle w:val="ds-markdown-paragraph"/>
+        <w:shd w:val="clear" w:color="auto" w:fill="FFFFFF"/>
+        <w:spacing w:before="0" w:beforeAutospacing="0" w:after="0" w:afterAutospacing="0"/>
+        <w:rPr>
+          <w:rFonts w:asciiTheme="minorHAnsi" w:hAnsiTheme="minorHAnsi" w:cstheme="minorHAnsi"/>
+          <w:color w:val="0F1115"/>
+        </w:rPr>
+      </w:pPr>
+    </w:p>
+    <w:p>
+      <w:pPr>
+        <w:pStyle w:val="ds-markdown-paragraph"/>
+        <w:shd w:val="clear" w:color="auto" w:fill="FFFFFF"/>
+        <w:spacing w:before="0" w:beforeAutospacing="0" w:after="0" w:afterAutospacing="0"/>
+        <w:rPr>
+          <w:rFonts w:asciiTheme="minorHAnsi" w:hAnsiTheme="minorHAnsi" w:cstheme="minorHAnsi"/>
+          <w:color w:val="0F1115"/>
+          <w:lang w:val="en-US"/>
+        </w:rPr>
+      </w:pPr>
+      <w:r>
+        <w:rPr>
+          <w:rFonts w:asciiTheme="minorHAnsi" w:hAnsiTheme="minorHAnsi" w:cstheme="minorHAnsi"/>
+          <w:color w:val="0F1115"/>
+        </w:rPr>
+        <w:t>Ответы на вопросы</w:t>
+      </w:r>
+      <w:r>
+        <w:rPr>
+          <w:rFonts w:asciiTheme="minorHAnsi" w:hAnsiTheme="minorHAnsi" w:cstheme="minorHAnsi"/>
+          <w:color w:val="0F1115"/>
+          <w:lang w:val="en-US"/>
+        </w:rPr>
+        <w:t>:</w:t>
+      </w:r>
+    </w:p>
+    <w:p>
+      <w:pPr>
+        <w:pStyle w:val="ds-markdown-paragraph"/>
+        <w:shd w:val="clear" w:color="auto" w:fill="FFFFFF"/>
+        <w:spacing w:before="0" w:beforeAutospacing="0" w:after="0" w:afterAutospacing="0"/>
+        <w:rPr>
+          <w:rFonts w:asciiTheme="minorHAnsi" w:hAnsiTheme="minorHAnsi" w:cstheme="minorHAnsi"/>
+          <w:color w:val="0F1115"/>
+        </w:rPr>
+      </w:pPr>
+      <w:r>
+        <w:rPr>
+          <w:rFonts w:asciiTheme="minorHAnsi" w:hAnsiTheme="minorHAnsi" w:cstheme="minorHAnsi"/>
+          <w:color w:val="0F1115"/>
+        </w:rPr>
+        <w:t>№1 (3)</w:t>
+      </w:r>
+    </w:p>
+    <w:p>
+      <w:pPr>
+        <w:pStyle w:val="ds-markdown-paragraph"/>
+        <w:shd w:val="clear" w:color="auto" w:fill="FFFFFF"/>
+        <w:spacing w:before="0" w:beforeAutospacing="0" w:after="0" w:afterAutospacing="0"/>
+        <w:rPr>
+          <w:rFonts w:asciiTheme="minorHAnsi" w:hAnsiTheme="minorHAnsi" w:cstheme="minorHAnsi"/>
+          <w:color w:val="0F1115"/>
+        </w:rPr>
+      </w:pPr>
+      <w:r>
+        <w:rPr>
+          <w:rFonts w:asciiTheme="minorHAnsi" w:hAnsiTheme="minorHAnsi" w:cstheme="minorHAnsi"/>
+          <w:color w:val="0F1115"/>
+        </w:rPr>
+        <w:t>№2 (1, 2, 4)</w:t>
+      </w:r>
+    </w:p>
+    <w:p>
+      <w:pPr>
+        <w:pStyle w:val="ds-markdown-paragraph"/>
+        <w:shd w:val="clear" w:color="auto" w:fill="FFFFFF"/>
+        <w:spacing w:before="0" w:beforeAutospacing="0" w:after="0" w:afterAutospacing="0"/>
+        <w:rPr>
+          <w:rFonts w:asciiTheme="minorHAnsi" w:hAnsiTheme="minorHAnsi" w:cstheme="minorHAnsi"/>
+          <w:color w:val="0F1115"/>
+        </w:rPr>
+      </w:pPr>
+      <w:r>
+        <w:rPr>
+          <w:rFonts w:asciiTheme="minorHAnsi" w:hAnsiTheme="minorHAnsi" w:cstheme="minorHAnsi"/>
+          <w:color w:val="0F1115"/>
+        </w:rPr>
+        <w:t>№3 (Нет)</w:t>
+      </w:r>
+    </w:p>
+    <w:p>
+      <w:pPr>
+        <w:pStyle w:val="ds-markdown-paragraph"/>
+        <w:shd w:val="clear" w:color="auto" w:fill="FFFFFF"/>
+        <w:spacing w:before="0" w:beforeAutospacing="0" w:after="0" w:afterAutospacing="0"/>
+        <w:rPr>
+          <w:rFonts w:asciiTheme="minorHAnsi" w:hAnsiTheme="minorHAnsi" w:cstheme="minorHAnsi"/>
+          <w:color w:val="0F1115"/>
+        </w:rPr>
+      </w:pPr>
+      <w:r>
+        <w:rPr>
+          <w:rFonts w:asciiTheme="minorHAnsi" w:hAnsiTheme="minorHAnsi" w:cstheme="minorHAnsi"/>
+          <w:color w:val="0F1115"/>
+        </w:rPr>
+        <w:t>№4 (</w:t>
+      </w:r>
+      <w:r>
+        <w:rPr>
+          <w:rFonts w:asciiTheme="minorHAnsi" w:hAnsiTheme="minorHAnsi" w:cstheme="minorHAnsi"/>
+          <w:color w:val="0F1115"/>
+        </w:rPr>
+        <w:t>1-Б, 2-В, 3-А, 4-Г)</w:t>
+      </w:r>
+    </w:p>
+    <w:p>
+      <w:pPr>
+        <w:pStyle w:val="ds-markdown-paragraph"/>
+        <w:shd w:val="clear" w:color="auto" w:fill="FFFFFF"/>
+        <w:spacing w:before="0" w:beforeAutospacing="0" w:after="0" w:afterAutospacing="0"/>
+        <w:rPr>
+          <w:rFonts w:asciiTheme="minorHAnsi" w:hAnsiTheme="minorHAnsi" w:cstheme="minorHAnsi"/>
+          <w:color w:val="0F1115"/>
+          <w:lang w:val="en-US"/>
+        </w:rPr>
+      </w:pPr>
+      <w:r>
+        <w:rPr>
+          <w:rFonts w:asciiTheme="minorHAnsi" w:hAnsiTheme="minorHAnsi" w:cstheme="minorHAnsi"/>
+          <w:color w:val="0F1115"/>
+        </w:rPr>
+        <w:t>№5 (</w:t>
+      </w:r>
+      <w:r>
+        <w:rPr>
+          <w:rFonts w:asciiTheme="minorHAnsi" w:hAnsiTheme="minorHAnsi" w:cstheme="minorHAnsi"/>
+          <w:color w:val="0F1115"/>
+          <w:lang w:val="en-US"/>
+        </w:rPr>
+        <w:t>font)</w:t>
+      </w:r>
+    </w:p>
+    <w:p>
+      <w:pPr>
+        <w:pStyle w:val="ds-markdown-paragraph"/>
+        <w:shd w:val="clear" w:color="auto" w:fill="FFFFFF"/>
+        <w:spacing w:before="0" w:beforeAutospacing="0" w:after="0" w:afterAutospacing="0"/>
+        <w:rPr>
+          <w:rFonts w:asciiTheme="minorHAnsi" w:hAnsiTheme="minorHAnsi" w:cstheme="minorHAnsi"/>
+          <w:color w:val="0F1115"/>
+          <w:lang w:val="en-US"/>
+        </w:rPr>
+      </w:pPr>
+      <w:r>
+        <w:rPr>
+          <w:rFonts w:asciiTheme="minorHAnsi" w:hAnsiTheme="minorHAnsi" w:cstheme="minorHAnsi"/>
           <w:color w:val="0F1115"/>
         </w:rPr>
         <w:t>№</w:t>
       </w:r>
       <w:r>
         <w:rPr>
-          <w:rStyle w:val="a3"/>
-          <w:rFonts w:asciiTheme="minorHAnsi" w:hAnsiTheme="minorHAnsi" w:cstheme="minorHAnsi"/>
-          <w:b w:val="0"/>
-          <w:color w:val="0F1115"/>
-        </w:rPr>
-        <w:t>10 (Ввод ответа):</w:t>
-      </w:r>
-      <w:r>
-        <w:rPr>
-          <w:rFonts w:asciiTheme="minorHAnsi" w:hAnsiTheme="minorHAnsi" w:cstheme="minorHAnsi"/>
-          <w:color w:val="0F1115"/>
-        </w:rPr>
-        <w:br/>
-        <w:t>Какое CSS-правило используется для подключения собственных шрифтов на веб-страницу? (Ответ: </w:t>
+          <w:rFonts w:asciiTheme="minorHAnsi" w:hAnsiTheme="minorHAnsi" w:cstheme="minorHAnsi"/>
+          <w:color w:val="0F1115"/>
+          <w:lang w:val="en-US"/>
+        </w:rPr>
+        <w:t>6 (</w:t>
+      </w:r>
+      <w:r>
+        <w:rPr>
+          <w:rFonts w:asciiTheme="minorHAnsi" w:hAnsiTheme="minorHAnsi" w:cstheme="minorHAnsi"/>
+          <w:color w:val="0F1115"/>
+        </w:rPr>
+        <w:t>4</w:t>
+      </w:r>
+      <w:r>
+        <w:rPr>
+          <w:rFonts w:asciiTheme="minorHAnsi" w:hAnsiTheme="minorHAnsi" w:cstheme="minorHAnsi"/>
+          <w:color w:val="0F1115"/>
+          <w:lang w:val="en-US"/>
+        </w:rPr>
+        <w:t>)</w:t>
+      </w:r>
+    </w:p>
+    <w:p>
+      <w:pPr>
+        <w:pStyle w:val="ds-markdown-paragraph"/>
+        <w:shd w:val="clear" w:color="auto" w:fill="FFFFFF"/>
+        <w:spacing w:before="0" w:beforeAutospacing="0" w:after="0" w:afterAutospacing="0"/>
+        <w:rPr>
+          <w:rFonts w:asciiTheme="minorHAnsi" w:hAnsiTheme="minorHAnsi" w:cstheme="minorHAnsi"/>
+          <w:color w:val="0F1115"/>
+        </w:rPr>
+      </w:pPr>
+      <w:r>
+        <w:rPr>
+          <w:rFonts w:asciiTheme="minorHAnsi" w:hAnsiTheme="minorHAnsi" w:cstheme="minorHAnsi"/>
+          <w:color w:val="0F1115"/>
+        </w:rPr>
+        <w:t>№7 (1, 2, 4)</w:t>
+      </w:r>
+    </w:p>
+    <w:p>
+      <w:pPr>
+        <w:pStyle w:val="ds-markdown-paragraph"/>
+        <w:shd w:val="clear" w:color="auto" w:fill="FFFFFF"/>
+        <w:spacing w:before="0" w:beforeAutospacing="0" w:after="0" w:afterAutospacing="0"/>
+        <w:rPr>
+          <w:rFonts w:asciiTheme="minorHAnsi" w:hAnsiTheme="minorHAnsi" w:cstheme="minorHAnsi"/>
+          <w:color w:val="0F1115"/>
+        </w:rPr>
+      </w:pPr>
+      <w:r>
+        <w:rPr>
+          <w:rFonts w:asciiTheme="minorHAnsi" w:hAnsiTheme="minorHAnsi" w:cstheme="minorHAnsi"/>
+          <w:color w:val="0F1115"/>
+        </w:rPr>
+        <w:t>№8 (Нет)</w:t>
+      </w:r>
+    </w:p>
+    <w:p>
+      <w:pPr>
+        <w:pStyle w:val="ds-markdown-paragraph"/>
+        <w:shd w:val="clear" w:color="auto" w:fill="FFFFFF"/>
+        <w:spacing w:before="0" w:beforeAutospacing="0" w:after="0" w:afterAutospacing="0"/>
+        <w:rPr>
+          <w:rFonts w:asciiTheme="minorHAnsi" w:hAnsiTheme="minorHAnsi" w:cstheme="minorHAnsi"/>
+          <w:color w:val="0F1115"/>
+        </w:rPr>
+      </w:pPr>
+      <w:r>
+        <w:rPr>
+          <w:rFonts w:asciiTheme="minorHAnsi" w:hAnsiTheme="minorHAnsi" w:cstheme="minorHAnsi"/>
+          <w:color w:val="0F1115"/>
+        </w:rPr>
+        <w:t>№9 (</w:t>
+      </w:r>
+      <w:r>
+        <w:rPr>
+          <w:rFonts w:asciiTheme="minorHAnsi" w:hAnsiTheme="minorHAnsi" w:cstheme="minorHAnsi"/>
+          <w:color w:val="0F1115"/>
+        </w:rPr>
+        <w:t>1-В, 2-А, 3-Б, 4-Г</w:t>
+      </w:r>
+      <w:r>
+        <w:rPr>
+          <w:rFonts w:asciiTheme="minorHAnsi" w:hAnsiTheme="minorHAnsi" w:cstheme="minorHAnsi"/>
+          <w:color w:val="0F1115"/>
+        </w:rPr>
+        <w:t>)</w:t>
+      </w:r>
+    </w:p>
+    <w:p>
+      <w:pPr>
+        <w:pStyle w:val="ds-markdown-paragraph"/>
+        <w:shd w:val="clear" w:color="auto" w:fill="FFFFFF"/>
+        <w:spacing w:before="0" w:beforeAutospacing="0" w:after="0" w:afterAutospacing="0"/>
+        <w:rPr>
+          <w:rFonts w:asciiTheme="minorHAnsi" w:hAnsiTheme="minorHAnsi" w:cstheme="minorHAnsi"/>
+          <w:color w:val="0F1115"/>
+        </w:rPr>
+      </w:pPr>
+      <w:r>
+        <w:rPr>
+          <w:rFonts w:asciiTheme="minorHAnsi" w:hAnsiTheme="minorHAnsi" w:cstheme="minorHAnsi"/>
+          <w:color w:val="0F1115"/>
+        </w:rPr>
+        <w:t>№10 (</w:t>
       </w:r>
       <w:r>
         <w:rPr>
@@ -2963,4 +3196,16 @@
     </a:ext>
   </a:extLst>
 </a:theme>
+</file>
+
+<file path=customXml/item1.xml><?xml version="1.0" encoding="utf-8"?>
+<b:Sources xmlns:b="http://schemas.openxmlformats.org/officeDocument/2006/bibliography" xmlns="http://schemas.openxmlformats.org/officeDocument/2006/bibliography" SelectedStyle="\APASixthEditionOfficeOnline.xsl" StyleName="APA" Version="6"/>
+</file>
+
+<file path=customXml/itemProps1.xml><?xml version="1.0" encoding="utf-8"?>
+<ds:datastoreItem xmlns:ds="http://schemas.openxmlformats.org/officeDocument/2006/customXml" ds:itemID="{1F050295-549B-4AE8-825A-D5A4844B444A}">
+  <ds:schemaRefs>
+    <ds:schemaRef ds:uri="http://schemas.openxmlformats.org/officeDocument/2006/bibliography"/>
+  </ds:schemaRefs>
+</ds:datastoreItem>
 </file>